--- a/report/CMP7200_Project_Report.docx
+++ b/report/CMP7200_Project_Report.docx
@@ -7793,7 +7793,7 @@
                 <w:color w:val="1F2933"/>
                 <w:sz w:val="18"/>
               </w:rPr>
-              <w:t>76.8  (max weak 67.0, min medium 86.5)</w:t>
+              <w:t>76.8  (max lower 67.0, min upper 86.5)</w:t>
             </w:r>
           </w:p>
         </w:tc>
@@ -7914,7 +7914,7 @@
           <w:color w:val="1F2933"/>
           <w:sz w:val="22"/>
         </w:rPr>
-        <w:t>A clean separator exists between weak and medium answers at approximately 77, nearly double the threshold currently in use. No separator exists between medium and strong, because those distributions overlap: on this corpus the judge cannot reliably distinguish a partially correct answer from an excellent one in absolute terms, only in relative ones.</w:t>
+        <w:t>A clean separator exists between weak and medium answers at approximately 77, against a threshold of 40 currently in use. No separator exists between medium and strong, because those distributions overlap: on this corpus the judge cannot reliably distinguish a partially correct answer from an excellent one in absolute terms, only in relative ones.</w:t>
       </w:r>
     </w:p>
     <w:p>
@@ -7930,7 +7930,7 @@
           <w:color w:val="1F2933"/>
           <w:sz w:val="22"/>
         </w:rPr>
-        <w:t>The thresholds were deliberately not changed on the strength of this run. Eighteen answers across six questions is far too small a sample on which to move a decision boundary affecting every future candidate, and fitting thresholds to this corpus would be precisely the overfitting criticised elsewhere in this dissertation. What the result does establish is that the current values are indefensible, and that recalibration against a larger human-anchored corpus is the highest-priority next step.</w:t>
+        <w:t>The thresholds were deliberately not changed on the strength of this run. 18 answers across 6 questions is far too small a sample on which to move a decision boundary affecting every future candidate, and fitting thresholds to this corpus would be precisely the overfitting criticised elsewhere in this dissertation. What the result does establish is that the current values are indefensible, and that recalibration against a larger human-anchored corpus is the highest-priority next step.</w:t>
       </w:r>
     </w:p>
     <w:p>

--- a/report/CMP7200_Project_Report.docx
+++ b/report/CMP7200_Project_Report.docx
@@ -10379,7 +10379,7 @@
           <w:color w:val="1F2933"/>
           <w:sz w:val="22"/>
         </w:rPr>
-        <w:t>The judge ranks answers extremely well. A Spearman's rho of 0.92 and a Cohen's d near 3.0 between strong and weak answers show the relative ordering can be trusted. But it calibrates poorly: scores compress into the upper half of the scale, medium and strong answers overlap, and the system's published thresholds sit far below where answers actually land. The instrument is comparative rather than absolute, and the artefact currently presents it as though it were absolute.</w:t>
+        <w:t>The judge ranks answers extremely well. A Spearman's rho of 0.92 and a Cohen's d of 2.98 between strong and weak answers show the relative ordering can be trusted. But it calibrates poorly: scores compress into the upper half of the scale, medium and strong answers overlap, and the system's published thresholds sit far below where answers actually land. The instrument is comparative rather than absolute, and the artefact currently presents it as though it were absolute.</w:t>
       </w:r>
     </w:p>
     <w:p>
@@ -10427,7 +10427,7 @@
           <w:color w:val="1F2933"/>
           <w:sz w:val="22"/>
         </w:rPr>
-        <w:t>Four threats to validity apply, and Section 7.3 details them: a sample of eighteen graded answers, an intended-quality rather than human ground truth, machine-written answers cleaner than transcribed speech — which plausibly explains both the E1 ceiling effect and the unusually high E2 consistency — and paraphrase groups drawn entirely from strong answers.</w:t>
+        <w:t>Four threats to validity apply, and Section 7.3 details them: a sample of 18 graded answers, an intended-quality rather than human ground truth, machine-written answers cleaner than transcribed speech — which plausibly explains both the E1 ceiling effect and the unusually high E2 consistency — and paraphrase groups drawn entirely from strong answers.</w:t>
       </w:r>
     </w:p>
     <w:p>

--- a/report/CMP7200_Project_Report.docx
+++ b/report/CMP7200_Project_Report.docx
@@ -4349,7 +4349,7 @@
           <w:color w:val="5B6B7A"/>
           <w:sz w:val="18"/>
         </w:rPr>
-        <w:t>Figure 4  The evaluation pipeline. Each answer is scored twice under permuted rubric orderings; the mean is reported and the disagreement is retained as evidence.</w:t>
+        <w:t>Figure 4  The evaluation pipeline, from a transcribed answer through to a verdict and, where the two passes disagree, an escalation.</w:t>
       </w:r>
     </w:p>
     <w:p>

--- a/report/CMP7200_Project_Report.docx
+++ b/report/CMP7200_Project_Report.docx
@@ -5517,7 +5517,7 @@
           <w:color w:val="1F2933"/>
           <w:sz w:val="22"/>
         </w:rPr>
-        <w:t>The implementation comprises approximately 4,500 lines of Python and 4,200 lines of JavaScript, excluding dependencies and generated assets. The backend is organised by module responsibility rather than by technical layer, so that the correspondence between the design in Chapter 4 and the code is direct: a reader looking for Module 6 finds it in core/evaluator/evaluator.py.</w:t>
+        <w:t>The implementation comprises approximately 4,500 lines of Python and 4,200 lines of JavaScript, excluding dependencies and generated assets. The backend is organised by module responsibility rather than by technical layer, so that the correspondence between the design in Chapter 4 and the code is direct: a reader looking for Module 6 finds it in core/evaluator/answer_judge.py.</w:t>
       </w:r>
     </w:p>
     <w:p>
@@ -12564,7 +12564,7 @@
                 <w:color w:val="1F2933"/>
                 <w:sz w:val="17"/>
               </w:rPr>
-              <w:t>core/agents/cv_agent.py</w:t>
+              <w:t>core/agents/cv_parser.py</w:t>
             </w:r>
           </w:p>
         </w:tc>
@@ -12649,7 +12649,7 @@
                 <w:color w:val="1F2933"/>
                 <w:sz w:val="17"/>
               </w:rPr>
-              <w:t>core/agents/jd_agent.py</w:t>
+              <w:t>core/agents/jd_parser.py</w:t>
             </w:r>
           </w:p>
         </w:tc>
@@ -12817,7 +12817,7 @@
                 <w:color w:val="1F2933"/>
                 <w:sz w:val="17"/>
               </w:rPr>
-              <w:t>core/agents/question_agent.py</w:t>
+              <w:t>core/agents/question_generator.py</w:t>
             </w:r>
           </w:p>
         </w:tc>
@@ -12900,7 +12900,7 @@
                 <w:color w:val="1F2933"/>
                 <w:sz w:val="17"/>
               </w:rPr>
-              <w:t>core/livekit/run_agent.py</w:t>
+              <w:t>core/livekit/voice_agent.py</w:t>
             </w:r>
           </w:p>
         </w:tc>
@@ -13068,7 +13068,7 @@
                 <w:color w:val="1F2933"/>
                 <w:sz w:val="17"/>
               </w:rPr>
-              <w:t>core/evaluator/evaluator.py</w:t>
+              <w:t>core/evaluator/answer_judge.py</w:t>
             </w:r>
           </w:p>
         </w:tc>
@@ -13153,7 +13153,7 @@
                 <w:color w:val="1F2933"/>
                 <w:sz w:val="17"/>
               </w:rPr>
-              <w:t>core/graph/state.py</w:t>
+              <w:t>core/graph/skill_state.py</w:t>
             </w:r>
           </w:p>
         </w:tc>
@@ -13321,7 +13321,7 @@
                 <w:color w:val="1F2933"/>
                 <w:sz w:val="17"/>
               </w:rPr>
-              <w:t>core/evaluator/integrity.py</w:t>
+              <w:t>core/evaluator/behavioural_integrity.py</w:t>
             </w:r>
           </w:p>
         </w:tc>
@@ -13489,7 +13489,7 @@
                 <w:color w:val="1F2933"/>
                 <w:sz w:val="17"/>
               </w:rPr>
-              <w:t>core/evaluator/fusion.py</w:t>
+              <w:t>core/evaluator/score_fusion.py</w:t>
             </w:r>
           </w:p>
         </w:tc>
@@ -13572,7 +13572,7 @@
                 <w:color w:val="1F2933"/>
                 <w:sz w:val="17"/>
               </w:rPr>
-              <w:t>core/report/generator.py</w:t>
+              <w:t>core/report/report_builder.py</w:t>
             </w:r>
           </w:p>
         </w:tc>
@@ -13657,7 +13657,7 @@
                 <w:color w:val="1F2933"/>
                 <w:sz w:val="17"/>
               </w:rPr>
-              <w:t>core/pipeline/session_eval.py</w:t>
+              <w:t>core/pipeline/post_interview.py</w:t>
             </w:r>
           </w:p>
         </w:tc>
@@ -13805,7 +13805,7 @@
           <w:color w:val="1F2933"/>
           <w:sz w:val="22"/>
         </w:rPr>
-        <w:t>The rubric criteria and the scoring rules given to the judge. Reproduced from core/evaluator/evaluator.py.</w:t>
+        <w:t>The rubric criteria and the scoring rules given to the judge. Reproduced from core/evaluator/answer_judge.py.</w:t>
       </w:r>
     </w:p>
     <w:p>
@@ -16851,7 +16851,7 @@
           <w:color w:val="1F2933"/>
           <w:sz w:val="22"/>
         </w:rPr>
-        <w:t>A single Windows batch script (run.bat) performs the whole setup: it checks for Python and Node.js and installs them through winget if absent, creates the virtual environment, installs Python and npm dependencies, builds the frontend, creates the .env file from its template and opens it for the API keys, then starts the server. The LiveKit media server binary is downloaded on first use by core/livekit/launcher.py, so no manual installation step is required. The system is then reachable at http://localhost:8000.</w:t>
+        <w:t>A single Windows batch script (run.bat) performs the whole setup: it checks for Python and Node.js and installs them through winget if absent, creates the virtual environment, installs Python and npm dependencies, builds the frontend, creates the .env file from its template and opens it for the API keys, then starts the server. The LiveKit media server binary is downloaded on first use by core/livekit/media_server.py, so no manual installation step is required. The system is then reachable at http://localhost:8000.</w:t>
       </w:r>
     </w:p>
     <w:sectPr>

--- a/report/CMP7200_Project_Report.docx
+++ b/report/CMP7200_Project_Report.docx
@@ -6398,7 +6398,7 @@
           <w:color w:val="1F2933"/>
           <w:sz w:val="22"/>
         </w:rPr>
-        <w:t>Five controlled experiments evaluate the scoring pipeline, each isolating one property by manipulating a single factor while holding the rest constant.</w:t>
+        <w:t>Five controlled experiments, each isolating one property by manipulating a single factor while holding the rest constant.</w:t>
       </w:r>
     </w:p>
     <w:tbl>
@@ -6949,7 +6949,7 @@
           <w:color w:val="1F2933"/>
           <w:sz w:val="22"/>
         </w:rPr>
-        <w:t>The corpus comprises 6 technical questions, each with answers written at three intended quality levels, giving 18 graded answers. Every answer is scored twice, once under each rubric ordering, so E1, E2 and E4 all draw on the same 18 × 2 judge calls. E3 and E5 reuse their baselines from E1 rather than rescoring identical text.</w:t>
+        <w:t>The corpus comprises 6 technical questions, each with answers at three intended quality levels, giving 18 graded answers. Every answer is scored twice, once under each rubric ordering, so E1, E2 and E4 all draw on the same 18 × 2 judge calls. E3 and E5 reuse their baselines from E1 rather than rescoring identical text.</w:t>
       </w:r>
     </w:p>
     <w:p>
@@ -6965,7 +6965,7 @@
           <w:color w:val="1F2933"/>
           <w:sz w:val="22"/>
         </w:rPr>
-        <w:t>The run consumed 68 API calls with 1 error, over 39 minutes of wall-clock time. Fixtures were generated with a non-reasoning model and all judging performed with the model the deployed system uses, so the measurements describe the system as built rather than a proxy for it.</w:t>
+        <w:t>The run consumed 68 API calls with 1 error over 39 minutes. All judging was performed by gemini-2.5-flash, with fixtures generated separately by gemini-flash-lite-latest — a different model from the one grading them, which weakens the objection that the judge recognises its own prose.</w:t>
       </w:r>
     </w:p>
     <w:p>
@@ -6981,22 +6981,7 @@
           <w:color w:val="1F2933"/>
           <w:sz w:val="22"/>
         </w:rPr>
-        <w:t>The sample is deliberately modest: judging uses a reasoning model, each answer costs two calls, and the endpoint throttles concurrency severely. Section 6.10 states the consequence for interpretation.</w:t>
-      </w:r>
-    </w:p>
-    <w:p>
-      <w:pPr>
-        <w:pStyle w:val="Heading2"/>
-        <w:spacing w:before="280" w:after="120" w:line="288" w:lineRule="auto"/>
-      </w:pPr>
-      <w:r>
-        <w:rPr>
-          <w:rFonts w:ascii="Calibri" w:hAnsi="Calibri"/>
-          <w:b/>
-          <w:color w:val="2C5282"/>
-          <w:sz w:val="26"/>
-        </w:rPr>
-        <w:t>6.2  Discriminant validity</w:t>
+        <w:t>Naming it matters, because it did not survive the project: gemini-2.5-flash was withdrawn from new API keys shortly after these measurements, and the system now runs a later release. The results therefore describe gemini-2.5-flash specifically, not language-model judges in general — the external-dependency risk of Section 7.3, encountered rather than anticipated.</w:t>
       </w:r>
     </w:p>
     <w:p>
@@ -7012,7 +6997,38 @@
           <w:color w:val="1F2933"/>
           <w:sz w:val="22"/>
         </w:rPr>
-        <w:t>The first question is whether the judge can tell a good answer from a bad one. Answers written at three intended quality levels were scored without the judge being told which was which.</w:t>
+        <w:t>The sample is deliberately modest: each answer costs two calls and the endpoint throttled concurrency badly. Section 6.10 gives the consequence.</w:t>
+      </w:r>
+    </w:p>
+    <w:p>
+      <w:pPr>
+        <w:pStyle w:val="Heading2"/>
+        <w:spacing w:before="280" w:after="120" w:line="288" w:lineRule="auto"/>
+      </w:pPr>
+      <w:r>
+        <w:rPr>
+          <w:rFonts w:ascii="Calibri" w:hAnsi="Calibri"/>
+          <w:b/>
+          <w:color w:val="2C5282"/>
+          <w:sz w:val="26"/>
+        </w:rPr>
+        <w:t>6.2  Discriminant validity</w:t>
+      </w:r>
+    </w:p>
+    <w:p>
+      <w:pPr>
+        <w:spacing w:line="360" w:lineRule="auto" w:after="160"/>
+        <w:jc w:val="both"/>
+      </w:pPr>
+      <w:r>
+        <w:rPr>
+          <w:rFonts w:ascii="Calibri" w:hAnsi="Calibri"/>
+          <w:b w:val="0"/>
+          <w:i w:val="0"/>
+          <w:color w:val="1F2933"/>
+          <w:sz w:val="22"/>
+        </w:rPr>
+        <w:t>The first question is whether the judge can tell a good answer from a bad one. The three quality levels were scored blind.</w:t>
       </w:r>
     </w:p>
     <w:p>
@@ -11451,7 +11467,7 @@
           <w:color w:val="1F2933"/>
           <w:sz w:val="22"/>
         </w:rPr>
-        <w:t>Scoring depends on an external commercial model that can be updated or retired without notice. One model used during this project was retired mid-evaluation, which is a concrete instance of the risk.</w:t>
+        <w:t>Scoring depends on an external commercial model that can be retired without notice. It happened twice here: the fixture model mid-evaluation, the judging model shortly after. The artefact has outlived the model it was measured on.</w:t>
       </w:r>
     </w:p>
     <w:p>
